--- a/NeverTo-Late-Proposal.docx
+++ b/NeverTo-Late-Proposal.docx
@@ -2963,7 +2963,7 @@
           <w:noProof/>
         </w:rPr>
         <w:drawing>
-          <wp:anchor distT="0" distB="0" distL="114300" distR="114300" simplePos="0" relativeHeight="251719680" behindDoc="1" locked="0" layoutInCell="1" allowOverlap="1" wp14:anchorId="62F404E7" wp14:editId="57FC47FB">
+          <wp:anchor distT="0" distB="0" distL="114300" distR="114300" simplePos="0" relativeHeight="251719680" behindDoc="1" locked="0" layoutInCell="1" allowOverlap="1" wp14:anchorId="62F404E7" wp14:editId="7E3745D2">
             <wp:simplePos x="0" y="0"/>
             <wp:positionH relativeFrom="column">
               <wp:posOffset>1224941</wp:posOffset>
@@ -3217,7 +3217,7 @@
           <w:noProof/>
         </w:rPr>
         <w:drawing>
-          <wp:anchor distT="0" distB="0" distL="114300" distR="114300" simplePos="0" relativeHeight="251713536" behindDoc="1" locked="0" layoutInCell="1" allowOverlap="1" wp14:anchorId="672A6D1D" wp14:editId="05458B43">
+          <wp:anchor distT="0" distB="0" distL="114300" distR="114300" simplePos="0" relativeHeight="251713536" behindDoc="1" locked="0" layoutInCell="1" allowOverlap="1" wp14:anchorId="672A6D1D" wp14:editId="0E556CB0">
             <wp:simplePos x="0" y="0"/>
             <wp:positionH relativeFrom="column">
               <wp:posOffset>1280520</wp:posOffset>
@@ -3467,7 +3467,7 @@
           <w:noProof/>
         </w:rPr>
         <w:drawing>
-          <wp:anchor distT="0" distB="0" distL="114300" distR="114300" simplePos="0" relativeHeight="251708416" behindDoc="1" locked="0" layoutInCell="1" allowOverlap="1" wp14:anchorId="741C7BB0" wp14:editId="29BAFB40">
+          <wp:anchor distT="0" distB="0" distL="114300" distR="114300" simplePos="0" relativeHeight="251708416" behindDoc="1" locked="0" layoutInCell="1" allowOverlap="1" wp14:anchorId="741C7BB0" wp14:editId="76F41EFB">
             <wp:simplePos x="0" y="0"/>
             <wp:positionH relativeFrom="column">
               <wp:posOffset>1246432</wp:posOffset>
@@ -3722,7 +3722,7 @@
           <w:noProof/>
         </w:rPr>
         <w:drawing>
-          <wp:anchor distT="0" distB="0" distL="114300" distR="114300" simplePos="0" relativeHeight="251702272" behindDoc="1" locked="0" layoutInCell="1" allowOverlap="1" wp14:anchorId="3B7DD824" wp14:editId="6DEC9FCA">
+          <wp:anchor distT="0" distB="0" distL="114300" distR="114300" simplePos="0" relativeHeight="251702272" behindDoc="1" locked="0" layoutInCell="1" allowOverlap="1" wp14:anchorId="3B7DD824" wp14:editId="39C2884F">
             <wp:simplePos x="0" y="0"/>
             <wp:positionH relativeFrom="column">
               <wp:posOffset>2388261</wp:posOffset>
@@ -4038,7 +4038,7 @@
           <w:noProof/>
         </w:rPr>
         <w:drawing>
-          <wp:anchor distT="0" distB="0" distL="114300" distR="114300" simplePos="0" relativeHeight="251697152" behindDoc="1" locked="0" layoutInCell="1" allowOverlap="1" wp14:anchorId="598D4580" wp14:editId="7808352B">
+          <wp:anchor distT="0" distB="0" distL="114300" distR="114300" simplePos="0" relativeHeight="251697152" behindDoc="1" locked="0" layoutInCell="1" allowOverlap="1" wp14:anchorId="598D4580" wp14:editId="43E816E1">
             <wp:simplePos x="0" y="0"/>
             <wp:positionH relativeFrom="column">
               <wp:posOffset>2387600</wp:posOffset>
@@ -4362,7 +4362,7 @@
           <w:noProof/>
         </w:rPr>
         <w:drawing>
-          <wp:anchor distT="0" distB="0" distL="114300" distR="114300" simplePos="0" relativeHeight="251682816" behindDoc="1" locked="0" layoutInCell="1" allowOverlap="1" wp14:anchorId="323DC7DD" wp14:editId="645A51FD">
+          <wp:anchor distT="0" distB="0" distL="114300" distR="114300" simplePos="0" relativeHeight="251682816" behindDoc="1" locked="0" layoutInCell="1" allowOverlap="1" wp14:anchorId="323DC7DD" wp14:editId="674457C5">
             <wp:simplePos x="0" y="0"/>
             <wp:positionH relativeFrom="column">
               <wp:posOffset>1946910</wp:posOffset>
@@ -6101,6 +6101,7 @@
           <w:numId w:val="8"/>
         </w:numPr>
       </w:pPr>
+      <w:bookmarkStart w:id="7" w:name="_Hlk237629855"/>
       <w:r>
         <w:rPr>
           <w:sz w:val="22"/>
@@ -6200,23 +6201,25 @@
       <w:pPr>
         <w:pStyle w:val="Heading1"/>
       </w:pPr>
-      <w:bookmarkStart w:id="7" w:name="_Toc237518077"/>
+      <w:bookmarkStart w:id="8" w:name="_Toc237518077"/>
+      <w:bookmarkEnd w:id="7"/>
       <w:proofErr w:type="gramStart"/>
       <w:r>
         <w:t>Time Line</w:t>
       </w:r>
-      <w:bookmarkEnd w:id="7"/>
+      <w:bookmarkEnd w:id="8"/>
       <w:proofErr w:type="gramEnd"/>
     </w:p>
     <w:tbl>
       <w:tblPr>
         <w:tblStyle w:val="TableGrid"/>
-        <w:tblW w:w="9072" w:type="dxa"/>
+        <w:tblW w:w="11821" w:type="dxa"/>
         <w:tblInd w:w="279" w:type="dxa"/>
         <w:tblLook w:val="04A0" w:firstRow="1" w:lastRow="0" w:firstColumn="1" w:lastColumn="0" w:noHBand="0" w:noVBand="1"/>
       </w:tblPr>
       <w:tblGrid>
         <w:gridCol w:w="3238"/>
+        <w:gridCol w:w="2749"/>
         <w:gridCol w:w="2749"/>
         <w:gridCol w:w="3085"/>
       </w:tblGrid>
@@ -6239,6 +6242,19 @@
               </w:rPr>
               <w:t>Date</w:t>
             </w:r>
+          </w:p>
+        </w:tc>
+        <w:tc>
+          <w:tcPr>
+            <w:tcW w:w="2749" w:type="dxa"/>
+          </w:tcPr>
+          <w:p>
+            <w:pPr>
+              <w:rPr>
+                <w:b/>
+                <w:bCs/>
+              </w:rPr>
+            </w:pPr>
           </w:p>
         </w:tc>
         <w:tc>
@@ -6288,10 +6304,17 @@
             <w:tcW w:w="3238" w:type="dxa"/>
           </w:tcPr>
           <w:p>
+            <w:bookmarkStart w:id="9" w:name="_Hlk237629944"/>
             <w:r>
               <w:t>27 July -30 July</w:t>
             </w:r>
           </w:p>
+        </w:tc>
+        <w:tc>
+          <w:tcPr>
+            <w:tcW w:w="2749" w:type="dxa"/>
+          </w:tcPr>
+          <w:p/>
         </w:tc>
         <w:tc>
           <w:tcPr>
@@ -6339,6 +6362,12 @@
           <w:tcPr>
             <w:tcW w:w="2749" w:type="dxa"/>
           </w:tcPr>
+          <w:p/>
+        </w:tc>
+        <w:tc>
+          <w:tcPr>
+            <w:tcW w:w="2749" w:type="dxa"/>
+          </w:tcPr>
           <w:p>
             <w:r>
               <w:t xml:space="preserve">Phase 2: Catering resources </w:t>
@@ -6351,21 +6380,12 @@
           </w:tcPr>
           <w:p>
             <w:r>
-              <w:t xml:space="preserve">1. </w:t>
-            </w:r>
-            <w:r>
-              <w:t>Planned responsive layout structure</w:t>
+              <w:t>1. Planned responsive layout structure</w:t>
             </w:r>
           </w:p>
           <w:p>
             <w:r>
-              <w:t xml:space="preserve">2. </w:t>
-            </w:r>
-            <w:r>
-              <w:t>Creat</w:t>
-            </w:r>
-            <w:r>
-              <w:t xml:space="preserve">ing colour pallet and typography styles for the website </w:t>
+              <w:t xml:space="preserve">2. Creating colour pallet and typography styles for the website </w:t>
             </w:r>
           </w:p>
           <w:p>
@@ -6390,6 +6410,12 @@
               <w:t xml:space="preserve">03 August – 05 August </w:t>
             </w:r>
           </w:p>
+        </w:tc>
+        <w:tc>
+          <w:tcPr>
+            <w:tcW w:w="2749" w:type="dxa"/>
+          </w:tcPr>
+          <w:p/>
         </w:tc>
         <w:tc>
           <w:tcPr>
@@ -6449,6 +6475,12 @@
           <w:tcPr>
             <w:tcW w:w="2749" w:type="dxa"/>
           </w:tcPr>
+          <w:p/>
+        </w:tc>
+        <w:tc>
+          <w:tcPr>
+            <w:tcW w:w="2749" w:type="dxa"/>
+          </w:tcPr>
           <w:p>
             <w:r>
               <w:t xml:space="preserve">Phase 4: Adding content and first debug </w:t>
@@ -6486,6 +6518,12 @@
           <w:tcPr>
             <w:tcW w:w="2749" w:type="dxa"/>
           </w:tcPr>
+          <w:p/>
+        </w:tc>
+        <w:tc>
+          <w:tcPr>
+            <w:tcW w:w="2749" w:type="dxa"/>
+          </w:tcPr>
           <w:p>
             <w:r>
               <w:t xml:space="preserve">Phase 5: Review before Submission </w:t>
@@ -6520,6 +6558,7 @@
         <w:ind w:left="720" w:hanging="720"/>
       </w:pPr>
     </w:p>
+    <w:bookmarkEnd w:id="9"/>
     <w:p/>
     <w:p/>
     <w:p/>
@@ -6548,12 +6587,12 @@
       <w:pPr>
         <w:pStyle w:val="Heading1"/>
       </w:pPr>
-      <w:bookmarkStart w:id="8" w:name="_Toc237518078"/>
+      <w:bookmarkStart w:id="10" w:name="_Toc237518078"/>
       <w:r>
         <w:lastRenderedPageBreak/>
         <w:t>Web Site Structure</w:t>
       </w:r>
-      <w:bookmarkEnd w:id="8"/>
+      <w:bookmarkEnd w:id="10"/>
       <w:r>
         <w:t xml:space="preserve"> </w:t>
       </w:r>
@@ -6562,11 +6601,11 @@
       <w:pPr>
         <w:pStyle w:val="Heading2"/>
       </w:pPr>
-      <w:bookmarkStart w:id="9" w:name="_Toc237518079"/>
+      <w:bookmarkStart w:id="11" w:name="_Toc237518079"/>
       <w:r>
         <w:t>Index.hml</w:t>
       </w:r>
-      <w:bookmarkEnd w:id="9"/>
+      <w:bookmarkEnd w:id="11"/>
     </w:p>
     <w:p>
       <w:pPr>
@@ -8201,12 +8240,12 @@
       <w:pPr>
         <w:pStyle w:val="Heading2"/>
       </w:pPr>
-      <w:bookmarkStart w:id="10" w:name="_Toc237518080"/>
+      <w:bookmarkStart w:id="12" w:name="_Toc237518080"/>
       <w:r>
         <w:lastRenderedPageBreak/>
         <w:t>About.html</w:t>
       </w:r>
-      <w:bookmarkEnd w:id="10"/>
+      <w:bookmarkEnd w:id="12"/>
     </w:p>
     <w:p>
       <w:r>
@@ -10099,12 +10138,12 @@
       <w:pPr>
         <w:pStyle w:val="Heading2"/>
       </w:pPr>
-      <w:bookmarkStart w:id="11" w:name="_Toc237518081"/>
+      <w:bookmarkStart w:id="13" w:name="_Toc237518081"/>
       <w:r>
         <w:lastRenderedPageBreak/>
         <w:t>products.html</w:t>
       </w:r>
-      <w:bookmarkEnd w:id="11"/>
+      <w:bookmarkEnd w:id="13"/>
     </w:p>
     <w:p/>
     <w:p>
@@ -13030,12 +13069,12 @@
       <w:pPr>
         <w:pStyle w:val="Heading2"/>
       </w:pPr>
-      <w:bookmarkStart w:id="12" w:name="_Toc237518082"/>
+      <w:bookmarkStart w:id="14" w:name="_Toc237518082"/>
       <w:r>
         <w:lastRenderedPageBreak/>
         <w:t>Enquiries.html</w:t>
       </w:r>
-      <w:bookmarkEnd w:id="12"/>
+      <w:bookmarkEnd w:id="14"/>
     </w:p>
     <w:p/>
     <w:p>
@@ -14547,12 +14586,12 @@
       <w:pPr>
         <w:pStyle w:val="Heading2"/>
       </w:pPr>
-      <w:bookmarkStart w:id="13" w:name="_Toc237518083"/>
+      <w:bookmarkStart w:id="15" w:name="_Toc237518083"/>
       <w:r>
         <w:lastRenderedPageBreak/>
         <w:t>Contact.html</w:t>
       </w:r>
-      <w:bookmarkEnd w:id="13"/>
+      <w:bookmarkEnd w:id="15"/>
     </w:p>
     <w:p/>
     <w:p>
